--- a/backend/templates/enduser_enduse_template.docx
+++ b/backend/templates/enduser_enduse_template.docx
@@ -92,30 +92,6 @@
           <w:lang w:val="es-ES_tradnl"/>
         </w:rPr>
         <w:t xml:space="preserve">Fecha: </w:t>
-      </w:r>
-      <w:r>
-        <w:rPr>
-          <w:rFonts w:ascii="Times Roman" w:hAnsi="Times Roman"/>
-          <w:rtl w:val="0"/>
-          <w:lang w:val="en-US"/>
-        </w:rPr>
-        <w:t>[[</w:t>
-      </w:r>
-      <w:r>
-        <w:rPr>
-          <w:rFonts w:ascii="Times Roman" w:hAnsi="Times Roman"/>
-          <w:rtl w:val="0"/>
-          <w:lang w:val="es-ES_tradnl"/>
-        </w:rPr>
-        <w:t>fecha</w:t>
-      </w:r>
-      <w:r>
-        <w:rPr>
-          <w:rFonts w:ascii="Times Roman" w:hAnsi="Times Roman"/>
-          <w:rtl w:val="0"/>
-          <w:lang w:val="en-US"/>
-        </w:rPr>
-        <w:t>]]</w:t>
       </w:r>
     </w:p>
     <w:p>
@@ -2226,14 +2202,6 @@
           <w:lang w:val="de-DE"/>
         </w:rPr>
         <w:t xml:space="preserve">Date: </w:t>
-      </w:r>
-      <w:r>
-        <w:rPr>
-          <w:rFonts w:ascii="Times Roman" w:hAnsi="Times Roman"/>
-          <w:rtl w:val="0"/>
-          <w:lang w:val="en-US"/>
-        </w:rPr>
-        <w:t>[[fecha]]</w:t>
       </w:r>
     </w:p>
     <w:p>
